--- a/Параллельный регистр.docx
+++ b/Параллельный регистр.docx
@@ -415,137 +415,47 @@
     <w:p>
       <w:pPr>
         <w:pStyle w:val="a4"/>
+        <w:rPr>
+          <w:lang w:val="en-US"/>
+        </w:rPr>
       </w:pPr>
       <w:r>
         <w:t>Число 35переписываем в виде кода 00100011</w:t>
+      </w:r>
+    </w:p>
+    <w:p>
+      <w:pPr>
+        <w:pStyle w:val="a4"/>
+        <w:numPr>
+          <w:ilvl w:val="0"/>
+          <w:numId w:val="1"/>
+        </w:numPr>
+      </w:pPr>
+      <w:r>
+        <w:t xml:space="preserve">Параллельно – последовательный регистр </w:t>
+      </w:r>
+    </w:p>
+    <w:p>
+      <w:pPr>
+        <w:pStyle w:val="a4"/>
+      </w:pPr>
+      <w:r>
+        <w:t xml:space="preserve">Входной параллельный вход – </w:t>
+      </w:r>
+      <w:proofErr w:type="gramStart"/>
+      <w:r>
+        <w:t>0100011</w:t>
+      </w:r>
+      <w:r>
+        <w:t>( число</w:t>
+      </w:r>
+      <w:proofErr w:type="gramEnd"/>
+      <w:r>
+        <w:t xml:space="preserve"> 35), входной последовательный код - 01000110</w:t>
       </w:r>
       <w:bookmarkStart w:id="0" w:name="_GoBack"/>
       <w:bookmarkEnd w:id="0"/>
     </w:p>
-    <w:tbl>
-      <w:tblPr>
-        <w:tblStyle w:val="a3"/>
-        <w:tblW w:w="0" w:type="auto"/>
-        <w:tblLook w:val="04A0" w:firstRow="1" w:lastRow="0" w:firstColumn="1" w:lastColumn="0" w:noHBand="0" w:noVBand="1"/>
-      </w:tblPr>
-      <w:tblGrid>
-        <w:gridCol w:w="4672"/>
-        <w:gridCol w:w="4673"/>
-      </w:tblGrid>
-      <w:tr>
-        <w:tc>
-          <w:tcPr>
-            <w:tcW w:w="4672" w:type="dxa"/>
-          </w:tcPr>
-          <w:p/>
-        </w:tc>
-        <w:tc>
-          <w:tcPr>
-            <w:tcW w:w="4673" w:type="dxa"/>
-          </w:tcPr>
-          <w:p/>
-        </w:tc>
-      </w:tr>
-      <w:tr>
-        <w:tc>
-          <w:tcPr>
-            <w:tcW w:w="4672" w:type="dxa"/>
-          </w:tcPr>
-          <w:p/>
-        </w:tc>
-        <w:tc>
-          <w:tcPr>
-            <w:tcW w:w="4673" w:type="dxa"/>
-          </w:tcPr>
-          <w:p/>
-        </w:tc>
-      </w:tr>
-      <w:tr>
-        <w:tc>
-          <w:tcPr>
-            <w:tcW w:w="4672" w:type="dxa"/>
-          </w:tcPr>
-          <w:p/>
-        </w:tc>
-        <w:tc>
-          <w:tcPr>
-            <w:tcW w:w="4673" w:type="dxa"/>
-          </w:tcPr>
-          <w:p/>
-        </w:tc>
-      </w:tr>
-      <w:tr>
-        <w:tc>
-          <w:tcPr>
-            <w:tcW w:w="4672" w:type="dxa"/>
-          </w:tcPr>
-          <w:p/>
-        </w:tc>
-        <w:tc>
-          <w:tcPr>
-            <w:tcW w:w="4673" w:type="dxa"/>
-          </w:tcPr>
-          <w:p/>
-        </w:tc>
-      </w:tr>
-      <w:tr>
-        <w:tc>
-          <w:tcPr>
-            <w:tcW w:w="4672" w:type="dxa"/>
-          </w:tcPr>
-          <w:p/>
-        </w:tc>
-        <w:tc>
-          <w:tcPr>
-            <w:tcW w:w="4673" w:type="dxa"/>
-          </w:tcPr>
-          <w:p/>
-        </w:tc>
-      </w:tr>
-      <w:tr>
-        <w:tc>
-          <w:tcPr>
-            <w:tcW w:w="4672" w:type="dxa"/>
-          </w:tcPr>
-          <w:p/>
-        </w:tc>
-        <w:tc>
-          <w:tcPr>
-            <w:tcW w:w="4673" w:type="dxa"/>
-          </w:tcPr>
-          <w:p/>
-        </w:tc>
-      </w:tr>
-      <w:tr>
-        <w:tc>
-          <w:tcPr>
-            <w:tcW w:w="4672" w:type="dxa"/>
-          </w:tcPr>
-          <w:p/>
-        </w:tc>
-        <w:tc>
-          <w:tcPr>
-            <w:tcW w:w="4673" w:type="dxa"/>
-          </w:tcPr>
-          <w:p/>
-        </w:tc>
-      </w:tr>
-      <w:tr>
-        <w:tc>
-          <w:tcPr>
-            <w:tcW w:w="4672" w:type="dxa"/>
-          </w:tcPr>
-          <w:p/>
-        </w:tc>
-        <w:tc>
-          <w:tcPr>
-            <w:tcW w:w="4673" w:type="dxa"/>
-          </w:tcPr>
-          <w:p/>
-        </w:tc>
-      </w:tr>
-    </w:tbl>
-    <w:p/>
     <w:sectPr>
       <w:pgSz w:w="11906" w:h="16838"/>
       <w:pgMar w:top="1134" w:right="850" w:bottom="1134" w:left="1701" w:header="708" w:footer="708" w:gutter="0"/>
@@ -561,7 +471,7 @@
   <w:abstractNum w:abstractNumId="0" w15:restartNumberingAfterBreak="0">
     <w:nsid w:val="040B4330"/>
     <w:multiLevelType w:val="hybridMultilevel"/>
-    <w:tmpl w:val="B6CC219C"/>
+    <w:tmpl w:val="5E069BD6"/>
     <w:lvl w:ilvl="0" w:tplc="0419000F">
       <w:start w:val="1"/>
       <w:numFmt w:val="decimal"/>
